--- a/剧本1.docx
+++ b/剧本1.docx
@@ -410,6 +410,7 @@
     <w:p>
       <w:pPr>
         <w:numPr>
+          <w:ilvl w:val="0"/>
           <w:numId w:val="0"/>
         </w:numPr>
         <w:rPr>
@@ -448,6 +449,7 @@
     <w:p>
       <w:pPr>
         <w:numPr>
+          <w:ilvl w:val="0"/>
           <w:numId w:val="0"/>
         </w:numPr>
         <w:ind w:leftChars="0"/>
@@ -487,6 +489,7 @@
     <w:p>
       <w:pPr>
         <w:numPr>
+          <w:ilvl w:val="0"/>
           <w:numId w:val="0"/>
         </w:numPr>
         <w:ind w:leftChars="0"/>
@@ -521,437 +524,461 @@
           <w:lang w:val="en-US" w:eastAsia="zh-CN"/>
         </w:rPr>
         <w:t>安特卫普牧师在哪？</w:t>
-      </w:r>
-    </w:p>
-    <w:p>
-      <w:pPr>
-        <w:numPr>
-          <w:numId w:val="0"/>
-        </w:numPr>
-        <w:ind w:leftChars="0"/>
-        <w:rPr>
-          <w:rFonts w:hint="eastAsia"/>
-          <w:lang w:val="en-US" w:eastAsia="zh-CN"/>
-        </w:rPr>
-      </w:pPr>
-      <w:r>
-        <w:rPr>
-          <w:rFonts w:hint="eastAsia"/>
-          <w:lang w:val="en-US" w:eastAsia="zh-CN"/>
-        </w:rPr>
-        <w:t>卫兵：顺着这条路一路走到左边，出了门的很容易就看到一个废弃神殿。安特卫普牧师就守在神殿隔壁的废弃小屋里。</w:t>
-      </w:r>
-    </w:p>
-    <w:p>
-      <w:pPr>
-        <w:numPr>
-          <w:numId w:val="0"/>
-        </w:numPr>
-        <w:ind w:leftChars="0"/>
-        <w:rPr>
-          <w:rFonts w:hint="eastAsia"/>
-          <w:lang w:val="en-US" w:eastAsia="zh-CN"/>
-        </w:rPr>
-      </w:pPr>
-    </w:p>
-    <w:p>
-      <w:pPr>
-        <w:numPr>
-          <w:numId w:val="0"/>
-        </w:numPr>
-        <w:ind w:leftChars="0"/>
-        <w:rPr>
-          <w:rFonts w:hint="eastAsia"/>
-          <w:lang w:val="en-US" w:eastAsia="zh-CN"/>
-        </w:rPr>
-      </w:pPr>
-      <w:r>
-        <w:rPr>
-          <w:rFonts w:hint="eastAsia"/>
-          <w:lang w:val="en-US" w:eastAsia="zh-CN"/>
-        </w:rPr>
-        <w:t>场景5：警卫处</w:t>
-      </w:r>
-    </w:p>
-    <w:p>
-      <w:pPr>
-        <w:numPr>
-          <w:numId w:val="0"/>
-        </w:numPr>
-        <w:ind w:leftChars="0"/>
-        <w:rPr>
-          <w:rFonts w:hint="eastAsia"/>
-          <w:lang w:val="en-US" w:eastAsia="zh-CN"/>
-        </w:rPr>
-      </w:pPr>
-      <w:r>
-        <w:rPr>
-          <w:rFonts w:hint="eastAsia"/>
-          <w:lang w:val="en-US" w:eastAsia="zh-CN"/>
-        </w:rPr>
-        <w:t>拉瓦苏斯：你就是城主找来的冒险者吧？</w:t>
-      </w:r>
-    </w:p>
-    <w:p>
-      <w:pPr>
-        <w:numPr>
-          <w:numId w:val="0"/>
-        </w:numPr>
-        <w:ind w:leftChars="0"/>
-        <w:rPr>
-          <w:rFonts w:hint="eastAsia"/>
-          <w:lang w:val="en-US" w:eastAsia="zh-CN"/>
-        </w:rPr>
-      </w:pPr>
-      <w:r>
-        <w:rPr>
-          <w:rFonts w:hint="eastAsia"/>
-          <w:lang w:val="en-US" w:eastAsia="zh-CN"/>
-        </w:rPr>
-        <w:t>拉瓦苏斯：我看到了你解决骷髅的身手，确实有两下子。</w:t>
-      </w:r>
-    </w:p>
-    <w:p>
-      <w:pPr>
-        <w:numPr>
-          <w:numId w:val="0"/>
-        </w:numPr>
-        <w:ind w:leftChars="0"/>
-        <w:rPr>
-          <w:rFonts w:hint="eastAsia"/>
-          <w:lang w:val="en-US" w:eastAsia="zh-CN"/>
-        </w:rPr>
-      </w:pPr>
-      <w:r>
-        <w:rPr>
-          <w:rFonts w:hint="eastAsia"/>
-          <w:lang w:val="en-US" w:eastAsia="zh-CN"/>
-        </w:rPr>
-        <w:t>拉瓦苏斯：根据我的调查，法莱斯马教会有问题……我怀疑他们正在举行某种邪恶仪式。</w:t>
-      </w:r>
-    </w:p>
-    <w:p>
-      <w:pPr>
-        <w:numPr>
-          <w:numId w:val="0"/>
-        </w:numPr>
-        <w:ind w:leftChars="0"/>
-        <w:rPr>
-          <w:rFonts w:hint="eastAsia"/>
-          <w:lang w:val="en-US" w:eastAsia="zh-CN"/>
-        </w:rPr>
-      </w:pPr>
-      <w:r>
-        <w:rPr>
-          <w:rFonts w:hint="eastAsia"/>
-          <w:lang w:val="en-US" w:eastAsia="zh-CN"/>
-        </w:rPr>
-        <w:t>拉瓦苏斯：但是由于他们教会的威望，我并不能大张旗鼓地针对他们发起调查。我希望你潜入他们内部获取情报。</w:t>
-      </w:r>
-    </w:p>
-    <w:p>
-      <w:pPr>
-        <w:numPr>
-          <w:numId w:val="0"/>
-        </w:numPr>
-        <w:ind w:leftChars="0"/>
-        <w:rPr>
-          <w:rFonts w:hint="eastAsia"/>
-          <w:lang w:val="en-US" w:eastAsia="zh-CN"/>
-        </w:rPr>
-      </w:pPr>
-    </w:p>
-    <w:p>
-      <w:pPr>
-        <w:numPr>
-          <w:numId w:val="0"/>
-        </w:numPr>
-        <w:ind w:leftChars="0"/>
-        <w:rPr>
-          <w:rFonts w:hint="eastAsia"/>
-          <w:lang w:val="en-US" w:eastAsia="zh-CN"/>
-        </w:rPr>
-      </w:pPr>
-      <w:r>
-        <w:rPr>
-          <w:rFonts w:hint="eastAsia"/>
-          <w:lang w:val="en-US" w:eastAsia="zh-CN"/>
-        </w:rPr>
-        <w:t>场景6：警卫处外</w:t>
-      </w:r>
-    </w:p>
-    <w:p>
-      <w:pPr>
-        <w:numPr>
-          <w:numId w:val="0"/>
-        </w:numPr>
-        <w:ind w:leftChars="0"/>
-        <w:rPr>
-          <w:rFonts w:hint="eastAsia"/>
-          <w:lang w:val="en-US" w:eastAsia="zh-CN"/>
-        </w:rPr>
-      </w:pPr>
-      <w:r>
-        <w:rPr>
-          <w:rFonts w:hint="eastAsia"/>
-          <w:lang w:val="en-US" w:eastAsia="zh-CN"/>
-        </w:rPr>
-        <w:t>（一个女性身影快速接近）</w:t>
-      </w:r>
-    </w:p>
-    <w:p>
-      <w:pPr>
-        <w:numPr>
-          <w:numId w:val="0"/>
-        </w:numPr>
-        <w:ind w:leftChars="0"/>
-        <w:rPr>
-          <w:rFonts w:hint="eastAsia"/>
-          <w:lang w:val="en-US" w:eastAsia="zh-CN"/>
-        </w:rPr>
-      </w:pPr>
-      <w:r>
-        <w:rPr>
-          <w:rFonts w:hint="eastAsia"/>
-          <w:lang w:val="en-US" w:eastAsia="zh-CN"/>
-        </w:rPr>
-        <w:t>？？：你就是领主请来的冒险者吧？</w:t>
-      </w:r>
-    </w:p>
-    <w:p>
-      <w:pPr>
-        <w:numPr>
-          <w:numId w:val="0"/>
-        </w:numPr>
-        <w:ind w:leftChars="0"/>
-        <w:rPr>
-          <w:rFonts w:hint="eastAsia"/>
-          <w:lang w:val="en-US" w:eastAsia="zh-CN"/>
-        </w:rPr>
-      </w:pPr>
-      <w:r>
-        <w:rPr>
-          <w:rFonts w:hint="eastAsia"/>
-          <w:lang w:val="en-US" w:eastAsia="zh-CN"/>
-        </w:rPr>
-        <w:t>？？：小心拉瓦苏斯，小心领主，小心法莱斯马。</w:t>
-      </w:r>
-    </w:p>
-    <w:p>
-      <w:pPr>
-        <w:numPr>
-          <w:numId w:val="0"/>
-        </w:numPr>
-        <w:ind w:leftChars="0"/>
-        <w:rPr>
-          <w:rFonts w:hint="eastAsia"/>
-          <w:lang w:val="en-US" w:eastAsia="zh-CN"/>
-        </w:rPr>
-      </w:pPr>
-      <w:r>
-        <w:rPr>
-          <w:rFonts w:hint="eastAsia"/>
-          <w:lang w:val="en-US" w:eastAsia="zh-CN"/>
-        </w:rPr>
-        <w:t>（卫兵追来，女性逃离）</w:t>
-      </w:r>
-    </w:p>
-    <w:p>
-      <w:pPr>
-        <w:numPr>
-          <w:numId w:val="0"/>
-        </w:numPr>
-        <w:ind w:leftChars="0"/>
-        <w:rPr>
-          <w:rFonts w:hint="eastAsia"/>
-          <w:lang w:val="en-US" w:eastAsia="zh-CN"/>
-        </w:rPr>
-      </w:pPr>
-      <w:r>
-        <w:rPr>
-          <w:rFonts w:hint="eastAsia"/>
-          <w:lang w:val="en-US" w:eastAsia="zh-CN"/>
-        </w:rPr>
-        <w:t>卫兵：快追！</w:t>
-      </w:r>
-    </w:p>
-    <w:p>
-      <w:pPr>
-        <w:numPr>
-          <w:numId w:val="0"/>
-        </w:numPr>
-        <w:ind w:leftChars="0"/>
-        <w:rPr>
-          <w:rFonts w:hint="eastAsia"/>
-          <w:lang w:val="en-US" w:eastAsia="zh-CN"/>
-        </w:rPr>
-      </w:pPr>
-      <w:r>
-        <w:rPr>
-          <w:rFonts w:hint="eastAsia"/>
-          <w:lang w:val="en-US" w:eastAsia="zh-CN"/>
-        </w:rPr>
-        <w:t>罗伊斯：……</w:t>
-      </w:r>
-    </w:p>
-    <w:p>
-      <w:pPr>
-        <w:numPr>
-          <w:numId w:val="0"/>
-        </w:numPr>
-        <w:ind w:leftChars="0"/>
-        <w:rPr>
-          <w:rFonts w:hint="eastAsia"/>
-          <w:lang w:val="en-US" w:eastAsia="zh-CN"/>
-        </w:rPr>
-      </w:pPr>
-    </w:p>
-    <w:p>
-      <w:pPr>
-        <w:numPr>
-          <w:numId w:val="0"/>
-        </w:numPr>
-        <w:ind w:leftChars="0"/>
-        <w:rPr>
-          <w:rFonts w:hint="eastAsia"/>
-          <w:lang w:val="en-US" w:eastAsia="zh-CN"/>
-        </w:rPr>
-      </w:pPr>
-    </w:p>
-    <w:p>
-      <w:pPr>
-        <w:numPr>
-          <w:numId w:val="0"/>
-        </w:numPr>
-        <w:ind w:leftChars="0"/>
-        <w:rPr>
-          <w:rFonts w:hint="eastAsia"/>
-          <w:lang w:val="en-US" w:eastAsia="zh-CN"/>
-        </w:rPr>
-      </w:pPr>
-      <w:r>
-        <w:rPr>
-          <w:rFonts w:hint="eastAsia"/>
-          <w:lang w:val="en-US" w:eastAsia="zh-CN"/>
-        </w:rPr>
-        <w:t>后续场景：</w:t>
-      </w:r>
-    </w:p>
-    <w:p>
-      <w:pPr>
-        <w:numPr>
-          <w:numId w:val="0"/>
-        </w:numPr>
-        <w:ind w:leftChars="0"/>
-        <w:rPr>
-          <w:rFonts w:hint="eastAsia"/>
-          <w:lang w:val="en-US" w:eastAsia="zh-CN"/>
-        </w:rPr>
-      </w:pPr>
-      <w:r>
-        <w:rPr>
-          <w:rFonts w:hint="eastAsia"/>
-          <w:lang w:val="en-US" w:eastAsia="zh-CN"/>
-        </w:rPr>
-        <w:t>梦之殿（最近发生了失踪的地方）</w:t>
-      </w:r>
-    </w:p>
-    <w:p>
-      <w:pPr>
-        <w:numPr>
-          <w:numId w:val="0"/>
-        </w:numPr>
-        <w:ind w:leftChars="0"/>
-        <w:rPr>
-          <w:rFonts w:hint="eastAsia"/>
-          <w:lang w:val="en-US" w:eastAsia="zh-CN"/>
-        </w:rPr>
-      </w:pPr>
-      <w:r>
-        <w:rPr>
-          <w:rFonts w:hint="eastAsia"/>
-          <w:lang w:val="en-US" w:eastAsia="zh-CN"/>
-        </w:rPr>
-        <w:t>马戏团（一个最近来耀光节演出的马戏团）</w:t>
-      </w:r>
-    </w:p>
-    <w:p>
-      <w:pPr>
-        <w:numPr>
-          <w:numId w:val="0"/>
-        </w:numPr>
-        <w:ind w:leftChars="0"/>
-        <w:rPr>
-          <w:rFonts w:hint="eastAsia"/>
-          <w:lang w:val="en-US" w:eastAsia="zh-CN"/>
-        </w:rPr>
-      </w:pPr>
-      <w:r>
-        <w:rPr>
-          <w:rFonts w:hint="eastAsia"/>
-          <w:lang w:val="en-US" w:eastAsia="zh-CN"/>
-        </w:rPr>
-        <w:t>废弃神殿（城外的废弃神殿）</w:t>
-      </w:r>
-    </w:p>
-    <w:p>
-      <w:pPr>
-        <w:numPr>
-          <w:numId w:val="0"/>
-        </w:numPr>
-        <w:ind w:leftChars="0"/>
-        <w:rPr>
-          <w:rFonts w:hint="eastAsia"/>
-          <w:lang w:val="en-US" w:eastAsia="zh-CN"/>
-        </w:rPr>
-      </w:pPr>
-      <w:r>
-        <w:rPr>
-          <w:rFonts w:hint="eastAsia"/>
-          <w:lang w:val="en-US" w:eastAsia="zh-CN"/>
-        </w:rPr>
-        <w:t>法莱斯马教会</w:t>
-      </w:r>
-    </w:p>
-    <w:p>
-      <w:pPr>
-        <w:numPr>
-          <w:numId w:val="0"/>
-        </w:numPr>
-        <w:ind w:leftChars="0"/>
-        <w:rPr>
-          <w:rFonts w:hint="eastAsia"/>
-          <w:lang w:val="en-US" w:eastAsia="zh-CN"/>
-        </w:rPr>
-      </w:pPr>
-      <w:r>
-        <w:rPr>
-          <w:rFonts w:hint="eastAsia"/>
-          <w:lang w:val="en-US" w:eastAsia="zh-CN"/>
-        </w:rPr>
-        <w:t>图书馆</w:t>
-      </w:r>
-    </w:p>
-    <w:p>
-      <w:pPr>
-        <w:numPr>
-          <w:numId w:val="0"/>
-        </w:numPr>
-        <w:ind w:leftChars="0"/>
-        <w:rPr>
-          <w:rFonts w:hint="default"/>
-          <w:lang w:val="en-US" w:eastAsia="zh-CN"/>
-        </w:rPr>
-      </w:pPr>
-      <w:r>
-        <w:rPr>
-          <w:rFonts w:hint="eastAsia"/>
-          <w:lang w:val="en-US" w:eastAsia="zh-CN"/>
-        </w:rPr>
-        <w:t>培罗神殿</w:t>
       </w:r>
       <w:bookmarkStart w:id="0" w:name="_GoBack"/>
       <w:bookmarkEnd w:id="0"/>
+    </w:p>
+    <w:p>
+      <w:pPr>
+        <w:numPr>
+          <w:ilvl w:val="0"/>
+          <w:numId w:val="0"/>
+        </w:numPr>
+        <w:ind w:leftChars="0"/>
+        <w:rPr>
+          <w:rFonts w:hint="eastAsia"/>
+          <w:lang w:val="en-US" w:eastAsia="zh-CN"/>
+        </w:rPr>
+      </w:pPr>
+      <w:r>
+        <w:rPr>
+          <w:rFonts w:hint="eastAsia"/>
+          <w:lang w:val="en-US" w:eastAsia="zh-CN"/>
+        </w:rPr>
+        <w:t>卫兵：顺着这条路一路走到左边，出了门的很容易就看到一个废弃神殿。安特卫普牧师就守在神殿隔壁的废弃小屋里。</w:t>
+      </w:r>
+    </w:p>
+    <w:p>
+      <w:pPr>
+        <w:numPr>
+          <w:ilvl w:val="0"/>
+          <w:numId w:val="0"/>
+        </w:numPr>
+        <w:ind w:leftChars="0"/>
+        <w:rPr>
+          <w:rFonts w:hint="eastAsia"/>
+          <w:lang w:val="en-US" w:eastAsia="zh-CN"/>
+        </w:rPr>
+      </w:pPr>
+    </w:p>
+    <w:p>
+      <w:pPr>
+        <w:numPr>
+          <w:ilvl w:val="0"/>
+          <w:numId w:val="0"/>
+        </w:numPr>
+        <w:ind w:leftChars="0"/>
+        <w:rPr>
+          <w:rFonts w:hint="eastAsia"/>
+          <w:lang w:val="en-US" w:eastAsia="zh-CN"/>
+        </w:rPr>
+      </w:pPr>
+      <w:r>
+        <w:rPr>
+          <w:rFonts w:hint="eastAsia"/>
+          <w:lang w:val="en-US" w:eastAsia="zh-CN"/>
+        </w:rPr>
+        <w:t>场景5：警卫处</w:t>
+      </w:r>
+    </w:p>
+    <w:p>
+      <w:pPr>
+        <w:numPr>
+          <w:ilvl w:val="0"/>
+          <w:numId w:val="0"/>
+        </w:numPr>
+        <w:ind w:leftChars="0"/>
+        <w:rPr>
+          <w:rFonts w:hint="eastAsia"/>
+          <w:lang w:val="en-US" w:eastAsia="zh-CN"/>
+        </w:rPr>
+      </w:pPr>
+      <w:r>
+        <w:rPr>
+          <w:rFonts w:hint="eastAsia"/>
+          <w:lang w:val="en-US" w:eastAsia="zh-CN"/>
+        </w:rPr>
+        <w:t>拉瓦苏斯：你就是城主找来的冒险者吧？</w:t>
+      </w:r>
+    </w:p>
+    <w:p>
+      <w:pPr>
+        <w:numPr>
+          <w:ilvl w:val="0"/>
+          <w:numId w:val="0"/>
+        </w:numPr>
+        <w:ind w:leftChars="0"/>
+        <w:rPr>
+          <w:rFonts w:hint="eastAsia"/>
+          <w:lang w:val="en-US" w:eastAsia="zh-CN"/>
+        </w:rPr>
+      </w:pPr>
+      <w:r>
+        <w:rPr>
+          <w:rFonts w:hint="eastAsia"/>
+          <w:lang w:val="en-US" w:eastAsia="zh-CN"/>
+        </w:rPr>
+        <w:t>拉瓦苏斯：我看到了你解决骷髅的身手，确实有两下子。</w:t>
+      </w:r>
+    </w:p>
+    <w:p>
+      <w:pPr>
+        <w:numPr>
+          <w:ilvl w:val="0"/>
+          <w:numId w:val="0"/>
+        </w:numPr>
+        <w:ind w:leftChars="0"/>
+        <w:rPr>
+          <w:rFonts w:hint="eastAsia"/>
+          <w:lang w:val="en-US" w:eastAsia="zh-CN"/>
+        </w:rPr>
+      </w:pPr>
+      <w:r>
+        <w:rPr>
+          <w:rFonts w:hint="eastAsia"/>
+          <w:lang w:val="en-US" w:eastAsia="zh-CN"/>
+        </w:rPr>
+        <w:t>拉瓦苏斯：根据我的调查，法莱斯马教会有问题……我怀疑他们正在举行某种邪恶仪式。</w:t>
+      </w:r>
+    </w:p>
+    <w:p>
+      <w:pPr>
+        <w:numPr>
+          <w:ilvl w:val="0"/>
+          <w:numId w:val="0"/>
+        </w:numPr>
+        <w:ind w:leftChars="0"/>
+        <w:rPr>
+          <w:rFonts w:hint="eastAsia"/>
+          <w:lang w:val="en-US" w:eastAsia="zh-CN"/>
+        </w:rPr>
+      </w:pPr>
+      <w:r>
+        <w:rPr>
+          <w:rFonts w:hint="eastAsia"/>
+          <w:lang w:val="en-US" w:eastAsia="zh-CN"/>
+        </w:rPr>
+        <w:t>拉瓦苏斯：但是由于他们教会的威望，我并不能大张旗鼓地针对他们发起调查。我希望你潜入他们内部获取情报。</w:t>
+      </w:r>
+    </w:p>
+    <w:p>
+      <w:pPr>
+        <w:numPr>
+          <w:ilvl w:val="0"/>
+          <w:numId w:val="0"/>
+        </w:numPr>
+        <w:ind w:leftChars="0"/>
+        <w:rPr>
+          <w:rFonts w:hint="eastAsia"/>
+          <w:lang w:val="en-US" w:eastAsia="zh-CN"/>
+        </w:rPr>
+      </w:pPr>
+    </w:p>
+    <w:p>
+      <w:pPr>
+        <w:numPr>
+          <w:ilvl w:val="0"/>
+          <w:numId w:val="0"/>
+        </w:numPr>
+        <w:ind w:leftChars="0"/>
+        <w:rPr>
+          <w:rFonts w:hint="eastAsia"/>
+          <w:lang w:val="en-US" w:eastAsia="zh-CN"/>
+        </w:rPr>
+      </w:pPr>
+      <w:r>
+        <w:rPr>
+          <w:rFonts w:hint="eastAsia"/>
+          <w:lang w:val="en-US" w:eastAsia="zh-CN"/>
+        </w:rPr>
+        <w:t>场景6：警卫处外</w:t>
+      </w:r>
+    </w:p>
+    <w:p>
+      <w:pPr>
+        <w:numPr>
+          <w:ilvl w:val="0"/>
+          <w:numId w:val="0"/>
+        </w:numPr>
+        <w:ind w:leftChars="0"/>
+        <w:rPr>
+          <w:rFonts w:hint="eastAsia"/>
+          <w:lang w:val="en-US" w:eastAsia="zh-CN"/>
+        </w:rPr>
+      </w:pPr>
+      <w:r>
+        <w:rPr>
+          <w:rFonts w:hint="eastAsia"/>
+          <w:lang w:val="en-US" w:eastAsia="zh-CN"/>
+        </w:rPr>
+        <w:t>（一个女性身影快速接近）</w:t>
+      </w:r>
+    </w:p>
+    <w:p>
+      <w:pPr>
+        <w:numPr>
+          <w:ilvl w:val="0"/>
+          <w:numId w:val="0"/>
+        </w:numPr>
+        <w:ind w:leftChars="0"/>
+        <w:rPr>
+          <w:rFonts w:hint="eastAsia"/>
+          <w:lang w:val="en-US" w:eastAsia="zh-CN"/>
+        </w:rPr>
+      </w:pPr>
+      <w:r>
+        <w:rPr>
+          <w:rFonts w:hint="eastAsia"/>
+          <w:lang w:val="en-US" w:eastAsia="zh-CN"/>
+        </w:rPr>
+        <w:t>？？：你就是领主请来的冒险者吧？</w:t>
+      </w:r>
+    </w:p>
+    <w:p>
+      <w:pPr>
+        <w:numPr>
+          <w:ilvl w:val="0"/>
+          <w:numId w:val="0"/>
+        </w:numPr>
+        <w:ind w:leftChars="0"/>
+        <w:rPr>
+          <w:rFonts w:hint="eastAsia"/>
+          <w:lang w:val="en-US" w:eastAsia="zh-CN"/>
+        </w:rPr>
+      </w:pPr>
+      <w:r>
+        <w:rPr>
+          <w:rFonts w:hint="eastAsia"/>
+          <w:lang w:val="en-US" w:eastAsia="zh-CN"/>
+        </w:rPr>
+        <w:t>？？：小心拉瓦苏斯，小心领主，小心法莱斯马。</w:t>
+      </w:r>
+    </w:p>
+    <w:p>
+      <w:pPr>
+        <w:numPr>
+          <w:ilvl w:val="0"/>
+          <w:numId w:val="0"/>
+        </w:numPr>
+        <w:ind w:leftChars="0"/>
+        <w:rPr>
+          <w:rFonts w:hint="eastAsia"/>
+          <w:lang w:val="en-US" w:eastAsia="zh-CN"/>
+        </w:rPr>
+      </w:pPr>
+      <w:r>
+        <w:rPr>
+          <w:rFonts w:hint="eastAsia"/>
+          <w:lang w:val="en-US" w:eastAsia="zh-CN"/>
+        </w:rPr>
+        <w:t>（卫兵追来，女性逃离）</w:t>
+      </w:r>
+    </w:p>
+    <w:p>
+      <w:pPr>
+        <w:numPr>
+          <w:ilvl w:val="0"/>
+          <w:numId w:val="0"/>
+        </w:numPr>
+        <w:ind w:leftChars="0"/>
+        <w:rPr>
+          <w:rFonts w:hint="eastAsia"/>
+          <w:lang w:val="en-US" w:eastAsia="zh-CN"/>
+        </w:rPr>
+      </w:pPr>
+      <w:r>
+        <w:rPr>
+          <w:rFonts w:hint="eastAsia"/>
+          <w:lang w:val="en-US" w:eastAsia="zh-CN"/>
+        </w:rPr>
+        <w:t>卫兵：快追！</w:t>
+      </w:r>
+    </w:p>
+    <w:p>
+      <w:pPr>
+        <w:numPr>
+          <w:ilvl w:val="0"/>
+          <w:numId w:val="0"/>
+        </w:numPr>
+        <w:ind w:leftChars="0"/>
+        <w:rPr>
+          <w:rFonts w:hint="eastAsia"/>
+          <w:lang w:val="en-US" w:eastAsia="zh-CN"/>
+        </w:rPr>
+      </w:pPr>
+      <w:r>
+        <w:rPr>
+          <w:rFonts w:hint="eastAsia"/>
+          <w:lang w:val="en-US" w:eastAsia="zh-CN"/>
+        </w:rPr>
+        <w:t>罗伊斯：……</w:t>
+      </w:r>
+    </w:p>
+    <w:p>
+      <w:pPr>
+        <w:numPr>
+          <w:ilvl w:val="0"/>
+          <w:numId w:val="0"/>
+        </w:numPr>
+        <w:ind w:leftChars="0"/>
+        <w:rPr>
+          <w:rFonts w:hint="eastAsia"/>
+          <w:lang w:val="en-US" w:eastAsia="zh-CN"/>
+        </w:rPr>
+      </w:pPr>
+    </w:p>
+    <w:p>
+      <w:pPr>
+        <w:numPr>
+          <w:ilvl w:val="0"/>
+          <w:numId w:val="0"/>
+        </w:numPr>
+        <w:ind w:leftChars="0"/>
+        <w:rPr>
+          <w:rFonts w:hint="eastAsia"/>
+          <w:lang w:val="en-US" w:eastAsia="zh-CN"/>
+        </w:rPr>
+      </w:pPr>
+    </w:p>
+    <w:p>
+      <w:pPr>
+        <w:numPr>
+          <w:ilvl w:val="0"/>
+          <w:numId w:val="0"/>
+        </w:numPr>
+        <w:ind w:leftChars="0"/>
+        <w:rPr>
+          <w:rFonts w:hint="eastAsia"/>
+          <w:lang w:val="en-US" w:eastAsia="zh-CN"/>
+        </w:rPr>
+      </w:pPr>
+      <w:r>
+        <w:rPr>
+          <w:rFonts w:hint="eastAsia"/>
+          <w:lang w:val="en-US" w:eastAsia="zh-CN"/>
+        </w:rPr>
+        <w:t>后续场景：</w:t>
+      </w:r>
+    </w:p>
+    <w:p>
+      <w:pPr>
+        <w:numPr>
+          <w:ilvl w:val="0"/>
+          <w:numId w:val="0"/>
+        </w:numPr>
+        <w:ind w:leftChars="0"/>
+        <w:rPr>
+          <w:rFonts w:hint="eastAsia"/>
+          <w:lang w:val="en-US" w:eastAsia="zh-CN"/>
+        </w:rPr>
+      </w:pPr>
+      <w:r>
+        <w:rPr>
+          <w:rFonts w:hint="eastAsia"/>
+          <w:lang w:val="en-US" w:eastAsia="zh-CN"/>
+        </w:rPr>
+        <w:t>梦之殿（最近发生了失踪的地方）</w:t>
+      </w:r>
+    </w:p>
+    <w:p>
+      <w:pPr>
+        <w:numPr>
+          <w:ilvl w:val="0"/>
+          <w:numId w:val="0"/>
+        </w:numPr>
+        <w:ind w:leftChars="0"/>
+        <w:rPr>
+          <w:rFonts w:hint="eastAsia"/>
+          <w:lang w:val="en-US" w:eastAsia="zh-CN"/>
+        </w:rPr>
+      </w:pPr>
+      <w:r>
+        <w:rPr>
+          <w:rFonts w:hint="eastAsia"/>
+          <w:lang w:val="en-US" w:eastAsia="zh-CN"/>
+        </w:rPr>
+        <w:t>马戏团（一个最近来耀光节演出的马戏团）</w:t>
+      </w:r>
+    </w:p>
+    <w:p>
+      <w:pPr>
+        <w:numPr>
+          <w:ilvl w:val="0"/>
+          <w:numId w:val="0"/>
+        </w:numPr>
+        <w:ind w:leftChars="0"/>
+        <w:rPr>
+          <w:rFonts w:hint="eastAsia"/>
+          <w:lang w:val="en-US" w:eastAsia="zh-CN"/>
+        </w:rPr>
+      </w:pPr>
+      <w:r>
+        <w:rPr>
+          <w:rFonts w:hint="eastAsia"/>
+          <w:lang w:val="en-US" w:eastAsia="zh-CN"/>
+        </w:rPr>
+        <w:t>废弃神殿（城外的废弃神殿）</w:t>
+      </w:r>
+    </w:p>
+    <w:p>
+      <w:pPr>
+        <w:numPr>
+          <w:ilvl w:val="0"/>
+          <w:numId w:val="0"/>
+        </w:numPr>
+        <w:ind w:leftChars="0"/>
+        <w:rPr>
+          <w:rFonts w:hint="eastAsia"/>
+          <w:lang w:val="en-US" w:eastAsia="zh-CN"/>
+        </w:rPr>
+      </w:pPr>
+      <w:r>
+        <w:rPr>
+          <w:rFonts w:hint="eastAsia"/>
+          <w:lang w:val="en-US" w:eastAsia="zh-CN"/>
+        </w:rPr>
+        <w:t>法莱斯马教会</w:t>
+      </w:r>
+    </w:p>
+    <w:p>
+      <w:pPr>
+        <w:numPr>
+          <w:ilvl w:val="0"/>
+          <w:numId w:val="0"/>
+        </w:numPr>
+        <w:ind w:leftChars="0"/>
+        <w:rPr>
+          <w:rFonts w:hint="eastAsia"/>
+          <w:lang w:val="en-US" w:eastAsia="zh-CN"/>
+        </w:rPr>
+      </w:pPr>
+      <w:r>
+        <w:rPr>
+          <w:rFonts w:hint="eastAsia"/>
+          <w:lang w:val="en-US" w:eastAsia="zh-CN"/>
+        </w:rPr>
+        <w:t>图书馆</w:t>
+      </w:r>
+    </w:p>
+    <w:p>
+      <w:pPr>
+        <w:numPr>
+          <w:ilvl w:val="0"/>
+          <w:numId w:val="0"/>
+        </w:numPr>
+        <w:ind w:leftChars="0"/>
+        <w:rPr>
+          <w:rFonts w:hint="default"/>
+          <w:lang w:val="en-US" w:eastAsia="zh-CN"/>
+        </w:rPr>
+      </w:pPr>
+      <w:r>
+        <w:rPr>
+          <w:rFonts w:hint="eastAsia"/>
+          <w:lang w:val="en-US" w:eastAsia="zh-CN"/>
+        </w:rPr>
+        <w:t>培罗神殿</w:t>
+      </w:r>
     </w:p>
     <w:sectPr>
       <w:pgSz w:w="11906" w:h="16838"/>
